--- a/support/08_回源对照表.docx
+++ b/support/08_回源对照表.docx
@@ -23,12 +23,6 @@
       <w:pPr>
         <w:pStyle w:val="BlockText"/>
       </w:pPr>
-      <w:r>
-        <w:t xml:space="preserve">⚠️</w:t>
-      </w:r>
-      <w:r>
-        <w:t xml:space="preserve"> </w:t>
-      </w:r>
       <w:r>
         <w:rPr>
           <w:bCs/>
@@ -57,22 +51,13 @@
         <w:t xml:space="preserve">语义与本文用法一致</w:t>
       </w:r>
       <w:r>
-        <w:t xml:space="preserve"> </w:t>
-      </w:r>
-      <w:r>
-        <w:t xml:space="preserve">⇒ 语义核对仍需人读一行。</w:t>
+        <w:t xml:space="preserve">，语义核对仍需人读一行。</w:t>
       </w:r>
     </w:p>
     <w:p>
       <w:pPr>
         <w:pStyle w:val="BlockText"/>
       </w:pPr>
-      <w:r>
-        <w:t xml:space="preserve">⚠️</w:t>
-      </w:r>
-      <w:r>
-        <w:t xml:space="preserve"> </w:t>
-      </w:r>
       <w:r>
         <w:rPr>
           <w:bCs/>
@@ -143,12 +128,6 @@
         <w:pStyle w:val="BlockText"/>
       </w:pPr>
       <w:r>
-        <w:t xml:space="preserve">★</w:t>
-      </w:r>
-      <w:r>
-        <w:t xml:space="preserve"> </w:t>
-      </w:r>
-      <w:r>
         <w:rPr>
           <w:bCs/>
           <w:b/>
@@ -156,10 +135,7 @@
         <w:t xml:space="preserve">四篇的头条读数，没有任何一个被独立主体复核过</w:t>
       </w:r>
       <w:r>
-        <w:t xml:space="preserve"> </w:t>
-      </w:r>
-      <w:r>
-        <w:t xml:space="preserve">⇒ 本表证明的是「数字有出处」，</w:t>
+        <w:t xml:space="preserve">，本表证明的是「数字有出处」，</w:t>
       </w:r>
       <w:r>
         <w:rPr>
@@ -280,11 +256,7 @@
           <w:p>
             <w:pPr>
               <w:pStyle w:val="Compact"/>
-              <w:jc w:val="center"/>
-            </w:pPr>
-            <w:r>
-              <w:t xml:space="preserve">✅</w:t>
-            </w:r>
+            </w:pPr>
           </w:p>
         </w:tc>
         <w:tc>
@@ -410,11 +382,7 @@
           <w:p>
             <w:pPr>
               <w:pStyle w:val="Compact"/>
-              <w:jc w:val="center"/>
-            </w:pPr>
-            <w:r>
-              <w:t xml:space="preserve">✅</w:t>
-            </w:r>
+            </w:pPr>
           </w:p>
         </w:tc>
         <w:tc>
@@ -507,11 +475,7 @@
           <w:p>
             <w:pPr>
               <w:pStyle w:val="Compact"/>
-              <w:jc w:val="center"/>
-            </w:pPr>
-            <w:r>
-              <w:t xml:space="preserve">✅</w:t>
-            </w:r>
+            </w:pPr>
           </w:p>
         </w:tc>
         <w:tc>
@@ -637,11 +601,7 @@
           <w:p>
             <w:pPr>
               <w:pStyle w:val="Compact"/>
-              <w:jc w:val="center"/>
-            </w:pPr>
-            <w:r>
-              <w:t xml:space="preserve">✅</w:t>
-            </w:r>
+            </w:pPr>
           </w:p>
         </w:tc>
         <w:tc>
@@ -767,11 +727,7 @@
           <w:p>
             <w:pPr>
               <w:pStyle w:val="Compact"/>
-              <w:jc w:val="center"/>
-            </w:pPr>
-            <w:r>
-              <w:t xml:space="preserve">✅</w:t>
-            </w:r>
+            </w:pPr>
           </w:p>
         </w:tc>
         <w:tc>
@@ -887,11 +843,7 @@
           <w:p>
             <w:pPr>
               <w:pStyle w:val="Compact"/>
-              <w:jc w:val="center"/>
-            </w:pPr>
-            <w:r>
-              <w:t xml:space="preserve">✅</w:t>
-            </w:r>
+            </w:pPr>
           </w:p>
         </w:tc>
         <w:tc>
@@ -927,7 +879,7 @@
                 <w:bCs/>
                 <w:b/>
               </w:rPr>
-              <w:t xml:space="preserve">采样能加"说法数"（α≈0.9）但加不了"有效维度"（S1: K=32 时 PR=4.11 vs 等距隔离参考 30.37 ⇒ structure_index=0.135）。</w:t>
+              <w:t xml:space="preserve">采样能加"说法数"（α≈0.9）但加不了"有效维度"（S1: K=32 时 PR=4.11 vs 等距隔离参考 30.37，structure_index=0.135）。</w:t>
             </w:r>
           </w:p>
         </w:tc>
@@ -962,11 +914,7 @@
           <w:p>
             <w:pPr>
               <w:pStyle w:val="Compact"/>
-              <w:jc w:val="center"/>
-            </w:pPr>
-            <w:r>
-              <w:t xml:space="preserve">✅</w:t>
-            </w:r>
+            </w:pPr>
           </w:p>
         </w:tc>
         <w:tc>
@@ -1002,7 +950,7 @@
                 <w:bCs/>
                 <w:b/>
               </w:rPr>
-              <w:t xml:space="preserve">采样能加"说法数"（α≈0.9）但加不了"有效维度"（S1: K=32 时 PR=4.11 vs 等距隔离参考 30.37 ⇒ structure_index=0.135）。</w:t>
+              <w:t xml:space="preserve">采样能加"说法数"（α≈0.9）但加不了"有效维度"（S1: K=32 时 PR=4.11 vs 等距隔离参考 30.37，structure_index=0.135）。</w:t>
             </w:r>
           </w:p>
         </w:tc>
@@ -1037,11 +985,7 @@
           <w:p>
             <w:pPr>
               <w:pStyle w:val="Compact"/>
-              <w:jc w:val="center"/>
-            </w:pPr>
-            <w:r>
-              <w:t xml:space="preserve">✅</w:t>
-            </w:r>
+            </w:pPr>
           </w:p>
         </w:tc>
         <w:tc>
@@ -1167,11 +1111,7 @@
           <w:p>
             <w:pPr>
               <w:pStyle w:val="Compact"/>
-              <w:jc w:val="center"/>
-            </w:pPr>
-            <w:r>
-              <w:t xml:space="preserve">✅</w:t>
-            </w:r>
+            </w:pPr>
           </w:p>
         </w:tc>
         <w:tc>
@@ -1274,11 +1214,7 @@
           <w:p>
             <w:pPr>
               <w:pStyle w:val="Compact"/>
-              <w:jc w:val="center"/>
-            </w:pPr>
-            <w:r>
-              <w:t xml:space="preserve">✅</w:t>
-            </w:r>
+            </w:pPr>
           </w:p>
         </w:tc>
         <w:tc>
@@ -1381,11 +1317,7 @@
           <w:p>
             <w:pPr>
               <w:pStyle w:val="Compact"/>
-              <w:jc w:val="center"/>
-            </w:pPr>
-            <w:r>
-              <w:t xml:space="preserve">✅</w:t>
-            </w:r>
+            </w:pPr>
           </w:p>
         </w:tc>
         <w:tc>
@@ -1488,11 +1420,7 @@
           <w:p>
             <w:pPr>
               <w:pStyle w:val="Compact"/>
-              <w:jc w:val="center"/>
-            </w:pPr>
-            <w:r>
-              <w:t xml:space="preserve">✅</w:t>
-            </w:r>
+            </w:pPr>
           </w:p>
         </w:tc>
         <w:tc>
@@ -1595,11 +1523,7 @@
           <w:p>
             <w:pPr>
               <w:pStyle w:val="Compact"/>
-              <w:jc w:val="center"/>
-            </w:pPr>
-            <w:r>
-              <w:t xml:space="preserve">✅</w:t>
-            </w:r>
+            </w:pPr>
           </w:p>
         </w:tc>
         <w:tc>
@@ -1702,11 +1626,7 @@
           <w:p>
             <w:pPr>
               <w:pStyle w:val="Compact"/>
-              <w:jc w:val="center"/>
-            </w:pPr>
-            <w:r>
-              <w:t xml:space="preserve">✅</w:t>
-            </w:r>
+            </w:pPr>
           </w:p>
         </w:tc>
         <w:tc>
@@ -1809,11 +1729,7 @@
           <w:p>
             <w:pPr>
               <w:pStyle w:val="Compact"/>
-              <w:jc w:val="center"/>
-            </w:pPr>
-            <w:r>
-              <w:t xml:space="preserve">✅</w:t>
-            </w:r>
+            </w:pPr>
           </w:p>
         </w:tc>
         <w:tc>
@@ -1897,11 +1813,7 @@
           <w:p>
             <w:pPr>
               <w:pStyle w:val="Compact"/>
-              <w:jc w:val="center"/>
-            </w:pPr>
-            <w:r>
-              <w:t xml:space="preserve">✅</w:t>
-            </w:r>
+            </w:pPr>
           </w:p>
         </w:tc>
         <w:tc>
@@ -2003,11 +1915,7 @@
           <w:p>
             <w:pPr>
               <w:pStyle w:val="Compact"/>
-              <w:jc w:val="center"/>
-            </w:pPr>
-            <w:r>
-              <w:t xml:space="preserve">✅</w:t>
-            </w:r>
+            </w:pPr>
           </w:p>
         </w:tc>
         <w:tc>
@@ -2084,11 +1992,7 @@
           <w:p>
             <w:pPr>
               <w:pStyle w:val="Compact"/>
-              <w:jc w:val="center"/>
-            </w:pPr>
-            <w:r>
-              <w:t xml:space="preserve">✅</w:t>
-            </w:r>
+            </w:pPr>
           </w:p>
         </w:tc>
         <w:tc>
@@ -2214,11 +2118,7 @@
           <w:p>
             <w:pPr>
               <w:pStyle w:val="Compact"/>
-              <w:jc w:val="center"/>
-            </w:pPr>
-            <w:r>
-              <w:t xml:space="preserve">✅</w:t>
-            </w:r>
+            </w:pPr>
           </w:p>
         </w:tc>
         <w:tc>
@@ -2273,7 +2173,7 @@
               <w:t xml:space="preserve"> </w:t>
             </w:r>
             <w:r>
-              <w:t xml:space="preserve">⇒ 修正了"</w:t>
+              <w:t xml:space="preserve">修正了"</w:t>
             </w:r>
           </w:p>
         </w:tc>
@@ -2308,11 +2208,7 @@
           <w:p>
             <w:pPr>
               <w:pStyle w:val="Compact"/>
-              <w:jc w:val="center"/>
-            </w:pPr>
-            <w:r>
-              <w:t xml:space="preserve">✅</w:t>
-            </w:r>
+            </w:pPr>
           </w:p>
         </w:tc>
         <w:tc>
@@ -2430,11 +2326,7 @@
           <w:p>
             <w:pPr>
               <w:pStyle w:val="Compact"/>
-              <w:jc w:val="center"/>
-            </w:pPr>
-            <w:r>
-              <w:t xml:space="preserve">✅</w:t>
-            </w:r>
+            </w:pPr>
           </w:p>
         </w:tc>
         <w:tc>
@@ -2552,11 +2444,7 @@
           <w:p>
             <w:pPr>
               <w:pStyle w:val="Compact"/>
-              <w:jc w:val="center"/>
-            </w:pPr>
-            <w:r>
-              <w:t xml:space="preserve">✅</w:t>
-            </w:r>
+            </w:pPr>
           </w:p>
         </w:tc>
         <w:tc>
@@ -2668,11 +2556,7 @@
           <w:p>
             <w:pPr>
               <w:pStyle w:val="Compact"/>
-              <w:jc w:val="center"/>
-            </w:pPr>
-            <w:r>
-              <w:t xml:space="preserve">✅</w:t>
-            </w:r>
+            </w:pPr>
           </w:p>
         </w:tc>
         <w:tc>
@@ -2825,11 +2709,7 @@
           <w:p>
             <w:pPr>
               <w:pStyle w:val="Compact"/>
-              <w:jc w:val="center"/>
-            </w:pPr>
-            <w:r>
-              <w:t xml:space="preserve">✅</w:t>
-            </w:r>
+            </w:pPr>
           </w:p>
         </w:tc>
         <w:tc>
@@ -2859,7 +2739,7 @@
                 <w:bCs/>
                 <w:b/>
               </w:rPr>
-              <w:t xml:space="preserve">④ ★ 双判官交叉验证。</w:t>
+              <w:t xml:space="preserve">④ 双判官交叉验证。</w:t>
             </w:r>
             <w:r>
               <w:t xml:space="preserve"> </w:t>
@@ -2875,7 +2755,7 @@
               <w:t xml:space="preserve">三个判官在核心对比上给出完全相同的数字（0胜6负，位置一致率 1.00）</w:t>
             </w:r>
             <w:r>
-              <w:t xml:space="preserve">，方向在六个对比中全部一致 ⇒ **</w:t>
+              <w:t xml:space="preserve">，方向在六个对比中全部一致，**</w:t>
             </w:r>
           </w:p>
         </w:tc>
@@ -2910,11 +2790,7 @@
           <w:p>
             <w:pPr>
               <w:pStyle w:val="Compact"/>
-              <w:jc w:val="center"/>
-            </w:pPr>
-            <w:r>
-              <w:t xml:space="preserve">✅</w:t>
-            </w:r>
+            </w:pPr>
           </w:p>
         </w:tc>
         <w:tc>
@@ -3052,11 +2928,7 @@
           <w:p>
             <w:pPr>
               <w:pStyle w:val="Compact"/>
-              <w:jc w:val="center"/>
-            </w:pPr>
-            <w:r>
-              <w:t xml:space="preserve">✅</w:t>
-            </w:r>
+            </w:pPr>
           </w:p>
         </w:tc>
         <w:tc>
@@ -3137,11 +3009,7 @@
           <w:p>
             <w:pPr>
               <w:pStyle w:val="Compact"/>
-              <w:jc w:val="center"/>
-            </w:pPr>
-            <w:r>
-              <w:t xml:space="preserve">✅</w:t>
-            </w:r>
+            </w:pPr>
           </w:p>
         </w:tc>
         <w:tc>
@@ -3234,11 +3102,7 @@
           <w:p>
             <w:pPr>
               <w:pStyle w:val="Compact"/>
-              <w:jc w:val="center"/>
-            </w:pPr>
-            <w:r>
-              <w:t xml:space="preserve">✅</w:t>
-            </w:r>
+            </w:pPr>
           </w:p>
         </w:tc>
         <w:tc>
@@ -3328,11 +3192,7 @@
           <w:p>
             <w:pPr>
               <w:pStyle w:val="Compact"/>
-              <w:jc w:val="center"/>
-            </w:pPr>
-            <w:r>
-              <w:t xml:space="preserve">✅</w:t>
-            </w:r>
+            </w:pPr>
           </w:p>
         </w:tc>
         <w:tc>
@@ -3362,13 +3222,13 @@
                 <w:bCs/>
                 <w:b/>
               </w:rPr>
-              <w:t xml:space="preserve">③ ★ 我们的负结果是读数错配的产物。</w:t>
-            </w:r>
-            <w:r>
-              <w:t xml:space="preserve"> </w:t>
-            </w:r>
-            <w:r>
-              <w:t xml:space="preserve">在几何读数（实词 2/3-gram Jaccard）上，G01 单题的 15 个臂对全部落在 0.053–0.077 的窄带内，而纯重跑地板是 0.0720 ⇒ 地板高于信号，状态机"无增量"</w:t>
+              <w:t xml:space="preserve">③ 我们的负结果是读数错配的产物。</w:t>
+            </w:r>
+            <w:r>
+              <w:t xml:space="preserve"> </w:t>
+            </w:r>
+            <w:r>
+              <w:t xml:space="preserve">在几何读数（实词 2/3-gram Jaccard）上，G01 单题的 15 个臂对全部落在 0.053–0.077 的窄带内，而纯重跑地板是 0.0720，地板高于信号，状态机"无增量"</w:t>
             </w:r>
           </w:p>
         </w:tc>
@@ -3403,11 +3263,7 @@
           <w:p>
             <w:pPr>
               <w:pStyle w:val="Compact"/>
-              <w:jc w:val="center"/>
-            </w:pPr>
-            <w:r>
-              <w:t xml:space="preserve">✅</w:t>
-            </w:r>
+            </w:pPr>
           </w:p>
         </w:tc>
         <w:tc>
@@ -3462,7 +3318,7 @@
               <w:t xml:space="preserve">取舍压缩丢事实是因果的</w:t>
             </w:r>
             <w:r>
-              <w:t xml:space="preserve">：C1 覆盖率显著低于 C0（Δ=−0.0423，p=0.0044），同时 C1 显著优于等调用数的中性臂 S（p_adj=0.0070）⇒ **不是"无效应"*</w:t>
+              <w:t xml:space="preserve">：C1 覆盖率显著低于 C0（Δ=−0.0423，p=0.0044），同时 C1 显著优于等调用数的中性臂 S（p_adj=0.0070），**不是"无效应"*</w:t>
             </w:r>
           </w:p>
         </w:tc>
@@ -3497,11 +3353,7 @@
           <w:p>
             <w:pPr>
               <w:pStyle w:val="Compact"/>
-              <w:jc w:val="center"/>
-            </w:pPr>
-            <w:r>
-              <w:t xml:space="preserve">✅</w:t>
-            </w:r>
+            </w:pPr>
           </w:p>
         </w:tc>
         <w:tc>
@@ -3556,7 +3408,7 @@
               <w:t xml:space="preserve">取舍压缩丢事实是因果的</w:t>
             </w:r>
             <w:r>
-              <w:t xml:space="preserve">：C1 覆盖率显著低于 C0（Δ=−0.0423，p=0.0044），同时 C1 显著优于等调用数的中性臂 S（p_adj=0.0070）⇒ **不是"无效应"*</w:t>
+              <w:t xml:space="preserve">：C1 覆盖率显著低于 C0（Δ=−0.0423，p=0.0044），同时 C1 显著优于等调用数的中性臂 S（p_adj=0.0070），**不是"无效应"*</w:t>
             </w:r>
           </w:p>
         </w:tc>
@@ -3591,11 +3443,7 @@
           <w:p>
             <w:pPr>
               <w:pStyle w:val="Compact"/>
-              <w:jc w:val="center"/>
-            </w:pPr>
-            <w:r>
-              <w:t xml:space="preserve">✅</w:t>
-            </w:r>
+            </w:pPr>
           </w:p>
         </w:tc>
         <w:tc>
@@ -3650,7 +3498,7 @@
               <w:t xml:space="preserve">取舍压缩丢事实是因果的</w:t>
             </w:r>
             <w:r>
-              <w:t xml:space="preserve">：C1 覆盖率显著低于 C0（Δ=−0.0423，p=0.0044），同时 C1 显著优于等调用数的中性臂 S（p_adj=0.0070）⇒ **不是"无效应"*</w:t>
+              <w:t xml:space="preserve">：C1 覆盖率显著低于 C0（Δ=−0.0423，p=0.0044），同时 C1 显著优于等调用数的中性臂 S（p_adj=0.0070），**不是"无效应"*</w:t>
             </w:r>
           </w:p>
         </w:tc>
@@ -3685,11 +3533,7 @@
           <w:p>
             <w:pPr>
               <w:pStyle w:val="Compact"/>
-              <w:jc w:val="center"/>
-            </w:pPr>
-            <w:r>
-              <w:t xml:space="preserve">✅</w:t>
-            </w:r>
+            </w:pPr>
           </w:p>
         </w:tc>
         <w:tc>
@@ -3747,7 +3591,7 @@
               <w:t xml:space="preserve"> </w:t>
             </w:r>
             <w:r>
-              <w:t xml:space="preserve">⇒ "状态机独有优势"</w:t>
+              <w:t xml:space="preserve">"状态机独有优势"</w:t>
             </w:r>
             <w:r>
               <w:rPr>
@@ -3773,7 +3617,7 @@
               <w:t xml:space="preserve">n≈20 配对</w:t>
             </w:r>
             <w:r>
-              <w:t xml:space="preserve">（10 题×4 样本）才稳 ⇒ 扩题 ≈</w:t>
+              <w:t xml:space="preserve">（10 题×4 样本）才稳，扩题 ≈</w:t>
             </w:r>
             <w:r>
               <w:t xml:space="preserve"> </w:t>
@@ -3824,11 +3668,7 @@
           <w:p>
             <w:pPr>
               <w:pStyle w:val="Compact"/>
-              <w:jc w:val="center"/>
-            </w:pPr>
-            <w:r>
-              <w:t xml:space="preserve">✅</w:t>
-            </w:r>
+            </w:pPr>
           </w:p>
         </w:tc>
         <w:tc>
@@ -3883,7 +3723,7 @@
               <w:t xml:space="preserve">取舍压缩丢事实是因果的</w:t>
             </w:r>
             <w:r>
-              <w:t xml:space="preserve">：C1 覆盖率显著低于 C0（Δ=−0.0423，p=0.0044），同时 C1 显著优于等调用数的中性臂 S（p_adj=0.0070）⇒ **不是"无效应"*</w:t>
+              <w:t xml:space="preserve">：C1 覆盖率显著低于 C0（Δ=−0.0423，p=0.0044），同时 C1 显著优于等调用数的中性臂 S（p_adj=0.0070），**不是"无效应"*</w:t>
             </w:r>
           </w:p>
         </w:tc>
@@ -3918,11 +3758,7 @@
           <w:p>
             <w:pPr>
               <w:pStyle w:val="Compact"/>
-              <w:jc w:val="center"/>
-            </w:pPr>
-            <w:r>
-              <w:t xml:space="preserve">✅</w:t>
-            </w:r>
+            </w:pPr>
           </w:p>
         </w:tc>
         <w:tc>
@@ -4046,11 +3882,7 @@
           <w:p>
             <w:pPr>
               <w:pStyle w:val="Compact"/>
-              <w:jc w:val="center"/>
-            </w:pPr>
-            <w:r>
-              <w:t xml:space="preserve">✅</w:t>
-            </w:r>
+            </w:pPr>
           </w:p>
         </w:tc>
         <w:tc>
@@ -4142,11 +3974,7 @@
           <w:p>
             <w:pPr>
               <w:pStyle w:val="Compact"/>
-              <w:jc w:val="center"/>
-            </w:pPr>
-            <w:r>
-              <w:t xml:space="preserve">✅</w:t>
-            </w:r>
+            </w:pPr>
           </w:p>
         </w:tc>
         <w:tc>
@@ -4198,7 +4026,7 @@
               <w:t xml:space="preserve">0.1021</w:t>
             </w:r>
             <w:r>
-              <w:t xml:space="preserve">（区间 0.073–0.135）⇒ 三个候选</w:t>
+              <w:t xml:space="preserve">（区间 0.073–0.135），三个候选</w:t>
             </w:r>
             <w:r>
               <w:rPr>
@@ -4243,11 +4071,7 @@
           <w:p>
             <w:pPr>
               <w:pStyle w:val="Compact"/>
-              <w:jc w:val="center"/>
-            </w:pPr>
-            <w:r>
-              <w:t xml:space="preserve">✅</w:t>
-            </w:r>
+            </w:pPr>
           </w:p>
         </w:tc>
         <w:tc>
@@ -4277,7 +4101,7 @@
                 <w:bCs/>
                 <w:b/>
               </w:rPr>
-              <w:t xml:space="preserve">④ ★ 双判官交叉验证。</w:t>
+              <w:t xml:space="preserve">④ 双判官交叉验证。</w:t>
             </w:r>
             <w:r>
               <w:t xml:space="preserve"> </w:t>
@@ -4293,7 +4117,7 @@
               <w:t xml:space="preserve">三个判官在核心对比上给出完全相同的数字（0胜6负，位置一致率 1.00）</w:t>
             </w:r>
             <w:r>
-              <w:t xml:space="preserve">，方向在六个对比中全部一致 ⇒ **</w:t>
+              <w:t xml:space="preserve">，方向在六个对比中全部一致，**</w:t>
             </w:r>
           </w:p>
         </w:tc>
@@ -4328,11 +4152,7 @@
           <w:p>
             <w:pPr>
               <w:pStyle w:val="Compact"/>
-              <w:jc w:val="center"/>
-            </w:pPr>
-            <w:r>
-              <w:t xml:space="preserve">✅</w:t>
-            </w:r>
+            </w:pPr>
           </w:p>
         </w:tc>
         <w:tc>
@@ -4362,13 +4182,13 @@
                 <w:bCs/>
                 <w:b/>
               </w:rPr>
-              <w:t xml:space="preserve">③ ★ 我们的负结果是读数错配的产物。</w:t>
-            </w:r>
-            <w:r>
-              <w:t xml:space="preserve"> </w:t>
-            </w:r>
-            <w:r>
-              <w:t xml:space="preserve">在几何读数（实词 2/3-gram Jaccard）上，G01 单题的 15 个臂对全部落在 0.053–0.077 的窄带内，而纯重跑地板是 0.0720 ⇒ 地板高于信号，状态机"无增量"</w:t>
+              <w:t xml:space="preserve">③ 我们的负结果是读数错配的产物。</w:t>
+            </w:r>
+            <w:r>
+              <w:t xml:space="preserve"> </w:t>
+            </w:r>
+            <w:r>
+              <w:t xml:space="preserve">在几何读数（实词 2/3-gram Jaccard）上，G01 单题的 15 个臂对全部落在 0.053–0.077 的窄带内，而纯重跑地板是 0.0720，地板高于信号，状态机"无增量"</w:t>
             </w:r>
           </w:p>
         </w:tc>
@@ -4403,11 +4223,7 @@
           <w:p>
             <w:pPr>
               <w:pStyle w:val="Compact"/>
-              <w:jc w:val="center"/>
-            </w:pPr>
-            <w:r>
-              <w:t xml:space="preserve">✅</w:t>
-            </w:r>
+            </w:pPr>
           </w:p>
         </w:tc>
         <w:tc>
@@ -4510,7 +4326,7 @@
               <w:jc w:val="center"/>
             </w:pPr>
             <w:r>
-              <w:t xml:space="preserve">★ n基线</w:t>
+              <w:t xml:space="preserve">n基线</w:t>
             </w:r>
           </w:p>
         </w:tc>
@@ -4531,11 +4347,7 @@
           <w:p>
             <w:pPr>
               <w:pStyle w:val="Compact"/>
-              <w:jc w:val="center"/>
-            </w:pPr>
-            <w:r>
-              <w:t xml:space="preserve">✅</w:t>
-            </w:r>
+            </w:pPr>
           </w:p>
         </w:tc>
         <w:tc>
@@ -4575,7 +4387,7 @@
               <w:jc w:val="center"/>
             </w:pPr>
             <w:r>
-              <w:t xml:space="preserve">★ n基线</w:t>
+              <w:t xml:space="preserve">n基线</w:t>
             </w:r>
           </w:p>
         </w:tc>
@@ -4596,11 +4408,7 @@
           <w:p>
             <w:pPr>
               <w:pStyle w:val="Compact"/>
-              <w:jc w:val="center"/>
-            </w:pPr>
-            <w:r>
-              <w:t xml:space="preserve">✅</w:t>
-            </w:r>
+            </w:pPr>
           </w:p>
         </w:tc>
         <w:tc>
@@ -4640,7 +4448,7 @@
               <w:jc w:val="center"/>
             </w:pPr>
             <w:r>
-              <w:t xml:space="preserve">★ n基线</w:t>
+              <w:t xml:space="preserve">n基线</w:t>
             </w:r>
           </w:p>
         </w:tc>
@@ -4661,11 +4469,7 @@
           <w:p>
             <w:pPr>
               <w:pStyle w:val="Compact"/>
-              <w:jc w:val="center"/>
-            </w:pPr>
-            <w:r>
-              <w:t xml:space="preserve">✅</w:t>
-            </w:r>
+            </w:pPr>
           </w:p>
         </w:tc>
         <w:tc>
@@ -4705,7 +4509,7 @@
               <w:jc w:val="center"/>
             </w:pPr>
             <w:r>
-              <w:t xml:space="preserve">★ n基线</w:t>
+              <w:t xml:space="preserve">n基线</w:t>
             </w:r>
           </w:p>
         </w:tc>
@@ -4726,11 +4530,7 @@
           <w:p>
             <w:pPr>
               <w:pStyle w:val="Compact"/>
-              <w:jc w:val="center"/>
-            </w:pPr>
-            <w:r>
-              <w:t xml:space="preserve">✅</w:t>
-            </w:r>
+            </w:pPr>
           </w:p>
         </w:tc>
         <w:tc>
@@ -4786,7 +4586,7 @@
               <w:jc w:val="center"/>
             </w:pPr>
             <w:r>
-              <w:t xml:space="preserve">★ 嵌套校准</w:t>
+              <w:t xml:space="preserve">嵌套校准</w:t>
             </w:r>
           </w:p>
         </w:tc>
@@ -4807,11 +4607,7 @@
           <w:p>
             <w:pPr>
               <w:pStyle w:val="Compact"/>
-              <w:jc w:val="center"/>
-            </w:pPr>
-            <w:r>
-              <w:t xml:space="preserve">✅</w:t>
-            </w:r>
+            </w:pPr>
           </w:p>
         </w:tc>
         <w:tc>
@@ -4867,7 +4663,7 @@
               <w:jc w:val="center"/>
             </w:pPr>
             <w:r>
-              <w:t xml:space="preserve">★ 嵌套校准</w:t>
+              <w:t xml:space="preserve">嵌套校准</w:t>
             </w:r>
           </w:p>
         </w:tc>
@@ -4888,11 +4684,7 @@
           <w:p>
             <w:pPr>
               <w:pStyle w:val="Compact"/>
-              <w:jc w:val="center"/>
-            </w:pPr>
-            <w:r>
-              <w:t xml:space="preserve">✅</w:t>
-            </w:r>
+            </w:pPr>
           </w:p>
         </w:tc>
         <w:tc>
@@ -4950,7 +4742,7 @@
               <w:t xml:space="preserve"> </w:t>
             </w:r>
             <w:r>
-              <w:t xml:space="preserve">／ ★</w:t>
+              <w:t xml:space="preserve">／</w:t>
             </w:r>
             <w:r>
               <w:t xml:space="preserve"> </w:t>
@@ -4980,7 +4772,7 @@
               <w:jc w:val="center"/>
             </w:pPr>
             <w:r>
-              <w:t xml:space="preserve">★ ToT臂</w:t>
+              <w:t xml:space="preserve">ToT臂</w:t>
             </w:r>
           </w:p>
         </w:tc>
@@ -5001,11 +4793,7 @@
           <w:p>
             <w:pPr>
               <w:pStyle w:val="Compact"/>
-              <w:jc w:val="center"/>
-            </w:pPr>
-            <w:r>
-              <w:t xml:space="preserve">✅</w:t>
-            </w:r>
+            </w:pPr>
           </w:p>
         </w:tc>
         <w:tc>
@@ -5061,7 +4849,7 @@
               <w:jc w:val="center"/>
             </w:pPr>
             <w:r>
-              <w:t xml:space="preserve">★ ToT臂</w:t>
+              <w:t xml:space="preserve">ToT臂</w:t>
             </w:r>
           </w:p>
         </w:tc>
@@ -5082,11 +4870,7 @@
           <w:p>
             <w:pPr>
               <w:pStyle w:val="Compact"/>
-              <w:jc w:val="center"/>
-            </w:pPr>
-            <w:r>
-              <w:t xml:space="preserve">✅</w:t>
-            </w:r>
+            </w:pPr>
           </w:p>
         </w:tc>
         <w:tc>
@@ -5142,7 +4926,7 @@
               <w:jc w:val="center"/>
             </w:pPr>
             <w:r>
-              <w:t xml:space="preserve">★ ToT臂</w:t>
+              <w:t xml:space="preserve">ToT臂</w:t>
             </w:r>
           </w:p>
         </w:tc>
@@ -5163,11 +4947,7 @@
           <w:p>
             <w:pPr>
               <w:pStyle w:val="Compact"/>
-              <w:jc w:val="center"/>
-            </w:pPr>
-            <w:r>
-              <w:t xml:space="preserve">✅</w:t>
-            </w:r>
+            </w:pPr>
           </w:p>
         </w:tc>
         <w:tc>
@@ -5223,7 +5003,7 @@
               <w:jc w:val="center"/>
             </w:pPr>
             <w:r>
-              <w:t xml:space="preserve">★ ACL2026</w:t>
+              <w:t xml:space="preserve">ACL2026</w:t>
             </w:r>
           </w:p>
         </w:tc>
@@ -5244,11 +5024,7 @@
           <w:p>
             <w:pPr>
               <w:pStyle w:val="Compact"/>
-              <w:jc w:val="center"/>
-            </w:pPr>
-            <w:r>
-              <w:t xml:space="preserve">✅</w:t>
-            </w:r>
+            </w:pPr>
           </w:p>
         </w:tc>
         <w:tc>
@@ -5288,7 +5064,7 @@
               <w:jc w:val="center"/>
             </w:pPr>
             <w:r>
-              <w:t xml:space="preserve">★ ACL2026</w:t>
+              <w:t xml:space="preserve">ACL2026</w:t>
             </w:r>
           </w:p>
         </w:tc>
@@ -5309,11 +5085,7 @@
           <w:p>
             <w:pPr>
               <w:pStyle w:val="Compact"/>
-              <w:jc w:val="center"/>
-            </w:pPr>
-            <w:r>
-              <w:t xml:space="preserve">✅</w:t>
-            </w:r>
+            </w:pPr>
           </w:p>
         </w:tc>
         <w:tc>
@@ -5353,7 +5125,7 @@
               <w:jc w:val="center"/>
             </w:pPr>
             <w:r>
-              <w:t xml:space="preserve">★ ACL2026</w:t>
+              <w:t xml:space="preserve">ACL2026</w:t>
             </w:r>
           </w:p>
         </w:tc>
@@ -5374,11 +5146,7 @@
           <w:p>
             <w:pPr>
               <w:pStyle w:val="Compact"/>
-              <w:jc w:val="center"/>
-            </w:pPr>
-            <w:r>
-              <w:t xml:space="preserve">✅</w:t>
-            </w:r>
+            </w:pPr>
           </w:p>
         </w:tc>
         <w:tc>
@@ -5418,7 +5186,7 @@
               <w:jc w:val="center"/>
             </w:pPr>
             <w:r>
-              <w:t xml:space="preserve">★ ACL2026</w:t>
+              <w:t xml:space="preserve">ACL2026</w:t>
             </w:r>
           </w:p>
         </w:tc>
@@ -5439,11 +5207,7 @@
           <w:p>
             <w:pPr>
               <w:pStyle w:val="Compact"/>
-              <w:jc w:val="center"/>
-            </w:pPr>
-            <w:r>
-              <w:t xml:space="preserve">✅</w:t>
-            </w:r>
+            </w:pPr>
           </w:p>
         </w:tc>
         <w:tc>
@@ -5483,7 +5247,7 @@
               <w:jc w:val="center"/>
             </w:pPr>
             <w:r>
-              <w:t xml:space="preserve">★ ACL2026</w:t>
+              <w:t xml:space="preserve">ACL2026</w:t>
             </w:r>
           </w:p>
         </w:tc>
@@ -5504,11 +5268,7 @@
           <w:p>
             <w:pPr>
               <w:pStyle w:val="Compact"/>
-              <w:jc w:val="center"/>
-            </w:pPr>
-            <w:r>
-              <w:t xml:space="preserve">✅</w:t>
-            </w:r>
+            </w:pPr>
           </w:p>
         </w:tc>
         <w:tc>
@@ -5548,7 +5308,7 @@
               <w:jc w:val="center"/>
             </w:pPr>
             <w:r>
-              <w:t xml:space="preserve">★ ACL2026</w:t>
+              <w:t xml:space="preserve">ACL2026</w:t>
             </w:r>
           </w:p>
         </w:tc>
@@ -5569,11 +5329,7 @@
           <w:p>
             <w:pPr>
               <w:pStyle w:val="Compact"/>
-              <w:jc w:val="center"/>
-            </w:pPr>
-            <w:r>
-              <w:t xml:space="preserve">✅</w:t>
-            </w:r>
+            </w:pPr>
           </w:p>
         </w:tc>
         <w:tc>
@@ -5613,7 +5369,7 @@
               <w:jc w:val="center"/>
             </w:pPr>
             <w:r>
-              <w:t xml:space="preserve">★ ACL2026</w:t>
+              <w:t xml:space="preserve">ACL2026</w:t>
             </w:r>
           </w:p>
         </w:tc>
@@ -5634,11 +5390,7 @@
           <w:p>
             <w:pPr>
               <w:pStyle w:val="Compact"/>
-              <w:jc w:val="center"/>
-            </w:pPr>
-            <w:r>
-              <w:t xml:space="preserve">✅</w:t>
-            </w:r>
+            </w:pPr>
           </w:p>
         </w:tc>
         <w:tc>
@@ -5678,7 +5430,7 @@
               <w:jc w:val="center"/>
             </w:pPr>
             <w:r>
-              <w:t xml:space="preserve">★ ACL2026</w:t>
+              <w:t xml:space="preserve">ACL2026</w:t>
             </w:r>
           </w:p>
         </w:tc>
@@ -5699,11 +5451,7 @@
           <w:p>
             <w:pPr>
               <w:pStyle w:val="Compact"/>
-              <w:jc w:val="center"/>
-            </w:pPr>
-            <w:r>
-              <w:t xml:space="preserve">✅</w:t>
-            </w:r>
+            </w:pPr>
           </w:p>
         </w:tc>
         <w:tc>
@@ -5743,22 +5491,19 @@
               <w:jc w:val="center"/>
             </w:pPr>
             <w:r>
-              <w:t xml:space="preserve">★ ACL2026</w:t>
-            </w:r>
-          </w:p>
-        </w:tc>
-        <w:tc>
-          <w:tcPr/>
-          <w:p>
-            <w:pPr>
-              <w:pStyle w:val="Compact"/>
-              <w:jc w:val="left"/>
-            </w:pPr>
-            <w:r>
-              <w:t xml:space="preserve">Vendi/N 中间档位（★</w:t>
-            </w:r>
-            <w:r>
-              <w:t xml:space="preserve"> </w:t>
+              <w:t xml:space="preserve">ACL2026</w:t>
+            </w:r>
+          </w:p>
+        </w:tc>
+        <w:tc>
+          <w:tcPr/>
+          <w:p>
+            <w:pPr>
+              <w:pStyle w:val="Compact"/>
+              <w:jc w:val="left"/>
+            </w:pPr>
+            <w:r>
+              <w:t xml:space="preserve">Vendi/N 中间档位（</w:t>
             </w:r>
             <w:r>
               <w:rPr>
@@ -5777,11 +5522,7 @@
           <w:p>
             <w:pPr>
               <w:pStyle w:val="Compact"/>
-              <w:jc w:val="center"/>
-            </w:pPr>
-            <w:r>
-              <w:t xml:space="preserve">✅</w:t>
-            </w:r>
+            </w:pPr>
           </w:p>
         </w:tc>
         <w:tc>
@@ -5807,21 +5548,21 @@
               <w:jc w:val="left"/>
             </w:pPr>
             <w:r>
-              <w:t xml:space="preserve">Mean 3.09 3.22 3.24 3.37 3.32（÷N ⇒ 1.0300／0.8050／0.6480／0.5617／0.4743；复算端点与原文正文 1.03／0.47 吻合）</w:t>
-            </w:r>
-          </w:p>
-        </w:tc>
-      </w:tr>
-      <w:tr>
-        <w:tc>
-          <w:tcPr/>
-          <w:p>
-            <w:pPr>
-              <w:pStyle w:val="Compact"/>
-              <w:jc w:val="center"/>
-            </w:pPr>
-            <w:r>
-              <w:t xml:space="preserve">★ ACL2026</w:t>
+              <w:t xml:space="preserve">Mean 3.09 3.22 3.24 3.37 3.32（÷N，1.0300／0.8050／0.6480／0.5617／0.4743；复算端点与原文正文 1.03／0.47 吻合）</w:t>
+            </w:r>
+          </w:p>
+        </w:tc>
+      </w:tr>
+      <w:tr>
+        <w:tc>
+          <w:tcPr/>
+          <w:p>
+            <w:pPr>
+              <w:pStyle w:val="Compact"/>
+              <w:jc w:val="center"/>
+            </w:pPr>
+            <w:r>
+              <w:t xml:space="preserve">ACL2026</w:t>
             </w:r>
           </w:p>
         </w:tc>
@@ -5842,11 +5583,7 @@
           <w:p>
             <w:pPr>
               <w:pStyle w:val="Compact"/>
-              <w:jc w:val="center"/>
-            </w:pPr>
-            <w:r>
-              <w:t xml:space="preserve">✅</w:t>
-            </w:r>
+            </w:pPr>
           </w:p>
         </w:tc>
         <w:tc>
@@ -5886,7 +5623,7 @@
               <w:jc w:val="center"/>
             </w:pPr>
             <w:r>
-              <w:t xml:space="preserve">★ ACL2026</w:t>
+              <w:t xml:space="preserve">ACL2026</w:t>
             </w:r>
           </w:p>
         </w:tc>
@@ -5907,11 +5644,7 @@
           <w:p>
             <w:pPr>
               <w:pStyle w:val="Compact"/>
-              <w:jc w:val="center"/>
-            </w:pPr>
-            <w:r>
-              <w:t xml:space="preserve">✅</w:t>
-            </w:r>
+            </w:pPr>
           </w:p>
         </w:tc>
         <w:tc>
@@ -5951,7 +5684,7 @@
               <w:jc w:val="center"/>
             </w:pPr>
             <w:r>
-              <w:t xml:space="preserve">★ ACL2026</w:t>
+              <w:t xml:space="preserve">ACL2026</w:t>
             </w:r>
           </w:p>
         </w:tc>
@@ -5972,11 +5705,7 @@
           <w:p>
             <w:pPr>
               <w:pStyle w:val="Compact"/>
-              <w:jc w:val="center"/>
-            </w:pPr>
-            <w:r>
-              <w:t xml:space="preserve">✅</w:t>
-            </w:r>
+            </w:pPr>
           </w:p>
         </w:tc>
         <w:tc>
@@ -6016,7 +5745,7 @@
               <w:jc w:val="center"/>
             </w:pPr>
             <w:r>
-              <w:t xml:space="preserve">★ ACL2026</w:t>
+              <w:t xml:space="preserve">ACL2026</w:t>
             </w:r>
           </w:p>
         </w:tc>
@@ -6037,11 +5766,7 @@
           <w:p>
             <w:pPr>
               <w:pStyle w:val="Compact"/>
-              <w:jc w:val="center"/>
-            </w:pPr>
-            <w:r>
-              <w:t xml:space="preserve">✅</w:t>
-            </w:r>
+            </w:pPr>
           </w:p>
         </w:tc>
         <w:tc>
@@ -6081,7 +5806,7 @@
               <w:jc w:val="center"/>
             </w:pPr>
             <w:r>
-              <w:t xml:space="preserve">★ ACL2026</w:t>
+              <w:t xml:space="preserve">ACL2026</w:t>
             </w:r>
           </w:p>
         </w:tc>
@@ -6102,11 +5827,7 @@
           <w:p>
             <w:pPr>
               <w:pStyle w:val="Compact"/>
-              <w:jc w:val="center"/>
-            </w:pPr>
-            <w:r>
-              <w:t xml:space="preserve">✅</w:t>
-            </w:r>
+            </w:pPr>
           </w:p>
         </w:tc>
         <w:tc>
@@ -6146,7 +5867,7 @@
               <w:jc w:val="center"/>
             </w:pPr>
             <w:r>
-              <w:t xml:space="preserve">★ ACL2026</w:t>
+              <w:t xml:space="preserve">ACL2026</w:t>
             </w:r>
           </w:p>
         </w:tc>
@@ -6167,11 +5888,7 @@
           <w:p>
             <w:pPr>
               <w:pStyle w:val="Compact"/>
-              <w:jc w:val="center"/>
-            </w:pPr>
-            <w:r>
-              <w:t xml:space="preserve">✅</w:t>
-            </w:r>
+            </w:pPr>
           </w:p>
         </w:tc>
         <w:tc>
@@ -6211,7 +5928,7 @@
               <w:jc w:val="center"/>
             </w:pPr>
             <w:r>
-              <w:t xml:space="preserve">★ ACL2026</w:t>
+              <w:t xml:space="preserve">ACL2026</w:t>
             </w:r>
           </w:p>
         </w:tc>
@@ -6232,11 +5949,7 @@
           <w:p>
             <w:pPr>
               <w:pStyle w:val="Compact"/>
-              <w:jc w:val="center"/>
-            </w:pPr>
-            <w:r>
-              <w:t xml:space="preserve">✅</w:t>
-            </w:r>
+            </w:pPr>
           </w:p>
         </w:tc>
         <w:tc>
@@ -6276,7 +5989,7 @@
               <w:jc w:val="center"/>
             </w:pPr>
             <w:r>
-              <w:t xml:space="preserve">★ ACL2026</w:t>
+              <w:t xml:space="preserve">ACL2026</w:t>
             </w:r>
           </w:p>
         </w:tc>
@@ -6297,11 +6010,7 @@
           <w:p>
             <w:pPr>
               <w:pStyle w:val="Compact"/>
-              <w:jc w:val="center"/>
-            </w:pPr>
-            <w:r>
-              <w:t xml:space="preserve">✅</w:t>
-            </w:r>
+            </w:pPr>
           </w:p>
         </w:tc>
         <w:tc>
@@ -6341,7 +6050,7 @@
               <w:jc w:val="center"/>
             </w:pPr>
             <w:r>
-              <w:t xml:space="preserve">★ ACL2026</w:t>
+              <w:t xml:space="preserve">ACL2026</w:t>
             </w:r>
           </w:p>
         </w:tc>
@@ -6362,11 +6071,7 @@
           <w:p>
             <w:pPr>
               <w:pStyle w:val="Compact"/>
-              <w:jc w:val="center"/>
-            </w:pPr>
-            <w:r>
-              <w:t xml:space="preserve">✅</w:t>
-            </w:r>
+            </w:pPr>
           </w:p>
         </w:tc>
         <w:tc>
@@ -6406,7 +6111,7 @@
               <w:jc w:val="center"/>
             </w:pPr>
             <w:r>
-              <w:t xml:space="preserve">★ ACL2026</w:t>
+              <w:t xml:space="preserve">ACL2026</w:t>
             </w:r>
           </w:p>
         </w:tc>
@@ -6427,11 +6132,7 @@
           <w:p>
             <w:pPr>
               <w:pStyle w:val="Compact"/>
-              <w:jc w:val="center"/>
-            </w:pPr>
-            <w:r>
-              <w:t xml:space="preserve">✅</w:t>
-            </w:r>
+            </w:pPr>
           </w:p>
         </w:tc>
         <w:tc>
@@ -6471,7 +6172,7 @@
               <w:jc w:val="center"/>
             </w:pPr>
             <w:r>
-              <w:t xml:space="preserve">★★ ACL2026</w:t>
+              <w:t xml:space="preserve">ACL2026</w:t>
             </w:r>
           </w:p>
         </w:tc>
@@ -6492,11 +6193,7 @@
           <w:p>
             <w:pPr>
               <w:pStyle w:val="Compact"/>
-              <w:jc w:val="center"/>
-            </w:pPr>
-            <w:r>
-              <w:t xml:space="preserve">✅</w:t>
-            </w:r>
+            </w:pPr>
           </w:p>
         </w:tc>
         <w:tc>
@@ -6536,7 +6233,7 @@
               <w:jc w:val="center"/>
             </w:pPr>
             <w:r>
-              <w:t xml:space="preserve">★★ ACL2026</w:t>
+              <w:t xml:space="preserve">ACL2026</w:t>
             </w:r>
           </w:p>
         </w:tc>
@@ -6557,11 +6254,7 @@
           <w:p>
             <w:pPr>
               <w:pStyle w:val="Compact"/>
-              <w:jc w:val="center"/>
-            </w:pPr>
-            <w:r>
-              <w:t xml:space="preserve">✅</w:t>
-            </w:r>
+            </w:pPr>
           </w:p>
         </w:tc>
         <w:tc>
@@ -6601,7 +6294,7 @@
               <w:jc w:val="center"/>
             </w:pPr>
             <w:r>
-              <w:t xml:space="preserve">★★ ACL2026</w:t>
+              <w:t xml:space="preserve">ACL2026</w:t>
             </w:r>
           </w:p>
         </w:tc>
@@ -6622,11 +6315,7 @@
           <w:p>
             <w:pPr>
               <w:pStyle w:val="Compact"/>
-              <w:jc w:val="center"/>
-            </w:pPr>
-            <w:r>
-              <w:t xml:space="preserve">✅</w:t>
-            </w:r>
+            </w:pPr>
           </w:p>
         </w:tc>
         <w:tc>
@@ -6666,7 +6355,7 @@
               <w:jc w:val="center"/>
             </w:pPr>
             <w:r>
-              <w:t xml:space="preserve">★ ACL2026</w:t>
+              <w:t xml:space="preserve">ACL2026</w:t>
             </w:r>
           </w:p>
         </w:tc>
@@ -6687,11 +6376,7 @@
           <w:p>
             <w:pPr>
               <w:pStyle w:val="Compact"/>
-              <w:jc w:val="center"/>
-            </w:pPr>
-            <w:r>
-              <w:t xml:space="preserve">✅</w:t>
-            </w:r>
+            </w:pPr>
           </w:p>
         </w:tc>
         <w:tc>
@@ -6752,11 +6437,7 @@
           <w:p>
             <w:pPr>
               <w:pStyle w:val="Compact"/>
-              <w:jc w:val="center"/>
-            </w:pPr>
-            <w:r>
-              <w:t xml:space="preserve">✅</w:t>
-            </w:r>
+            </w:pPr>
           </w:p>
         </w:tc>
         <w:tc>
@@ -6877,11 +6558,7 @@
           <w:p>
             <w:pPr>
               <w:pStyle w:val="Compact"/>
-              <w:jc w:val="center"/>
-            </w:pPr>
-            <w:r>
-              <w:t xml:space="preserve">✅</w:t>
-            </w:r>
+            </w:pPr>
           </w:p>
         </w:tc>
         <w:tc>
@@ -6957,11 +6634,7 @@
           <w:p>
             <w:pPr>
               <w:pStyle w:val="Compact"/>
-              <w:jc w:val="center"/>
-            </w:pPr>
-            <w:r>
-              <w:t xml:space="preserve">✅</w:t>
-            </w:r>
+            </w:pPr>
           </w:p>
         </w:tc>
         <w:tc>
@@ -7019,7 +6692,7 @@
               <w:jc w:val="center"/>
             </w:pPr>
             <w:r>
-              <w:t xml:space="preserve">★ ToT臂</w:t>
+              <w:t xml:space="preserve">ToT臂</w:t>
             </w:r>
           </w:p>
         </w:tc>
@@ -7040,11 +6713,7 @@
           <w:p>
             <w:pPr>
               <w:pStyle w:val="Compact"/>
-              <w:jc w:val="center"/>
-            </w:pPr>
-            <w:r>
-              <w:t xml:space="preserve">✅</w:t>
-            </w:r>
+            </w:pPr>
           </w:p>
         </w:tc>
         <w:tc>
@@ -7121,11 +6790,7 @@
           <w:p>
             <w:pPr>
               <w:pStyle w:val="Compact"/>
-              <w:jc w:val="center"/>
-            </w:pPr>
-            <w:r>
-              <w:t xml:space="preserve">✅</w:t>
-            </w:r>
+            </w:pPr>
           </w:p>
         </w:tc>
         <w:tc>
@@ -7193,11 +6858,7 @@
           <w:p>
             <w:pPr>
               <w:pStyle w:val="Compact"/>
-              <w:jc w:val="center"/>
-            </w:pPr>
-            <w:r>
-              <w:t xml:space="preserve">✅</w:t>
-            </w:r>
+            </w:pPr>
           </w:p>
         </w:tc>
         <w:tc>
@@ -7268,11 +6929,7 @@
           <w:p>
             <w:pPr>
               <w:pStyle w:val="Compact"/>
-              <w:jc w:val="center"/>
-            </w:pPr>
-            <w:r>
-              <w:t xml:space="preserve">✅</w:t>
-            </w:r>
+            </w:pPr>
           </w:p>
         </w:tc>
         <w:tc>
@@ -7333,11 +6990,7 @@
           <w:p>
             <w:pPr>
               <w:pStyle w:val="Compact"/>
-              <w:jc w:val="center"/>
-            </w:pPr>
-            <w:r>
-              <w:t xml:space="preserve">✅</w:t>
-            </w:r>
+            </w:pPr>
           </w:p>
         </w:tc>
         <w:tc>
@@ -7398,11 +7051,7 @@
           <w:p>
             <w:pPr>
               <w:pStyle w:val="Compact"/>
-              <w:jc w:val="center"/>
-            </w:pPr>
-            <w:r>
-              <w:t xml:space="preserve">✅</w:t>
-            </w:r>
+            </w:pPr>
           </w:p>
         </w:tc>
         <w:tc>
@@ -7428,7 +7077,7 @@
               <w:jc w:val="left"/>
             </w:pPr>
             <w:r>
-              <w:t xml:space="preserve">／ 5 ／ b5-select-p0 ／ 4.30 ／（★ 该行实为 4 支：第 5 支命中已下架的 MiniMax-M2.1 ⇒ 空串被 if o 过滤；见 A 篇附录 D.1）</w:t>
+              <w:t xml:space="preserve">／ 5 ／ b5-select-p0 ／ 4.30 ／（该行实为 4 支：第 5 支命中已下架的 MiniMax-M2.1，空串被 if o 过滤；见 A 篇附录 D.1）</w:t>
             </w:r>
           </w:p>
         </w:tc>
@@ -7463,11 +7112,7 @@
           <w:p>
             <w:pPr>
               <w:pStyle w:val="Compact"/>
-              <w:jc w:val="center"/>
-            </w:pPr>
-            <w:r>
-              <w:t xml:space="preserve">✅</w:t>
-            </w:r>
+            </w:pPr>
           </w:p>
         </w:tc>
         <w:tc>
@@ -7500,7 +7145,7 @@
               <w:t xml:space="preserve">1 分支 ≈ 5 分支。</w:t>
             </w:r>
             <w:r>
-              <w:t xml:space="preserve">（★ A 篇已按实测改为「1 分支 ≈ 4 分支」，源报告原表述随之说明）</w:t>
+              <w:t xml:space="preserve">（A 篇已按实测改为「1 分支 ≈ 4 分支」，源报告原表述随之说明）</w:t>
             </w:r>
           </w:p>
         </w:tc>
@@ -7535,11 +7180,7 @@
           <w:p>
             <w:pPr>
               <w:pStyle w:val="Compact"/>
-              <w:jc w:val="center"/>
-            </w:pPr>
-            <w:r>
-              <w:t xml:space="preserve">✅</w:t>
-            </w:r>
+            </w:pPr>
           </w:p>
         </w:tc>
         <w:tc>
@@ -7665,11 +7306,7 @@
           <w:p>
             <w:pPr>
               <w:pStyle w:val="Compact"/>
-              <w:jc w:val="center"/>
-            </w:pPr>
-            <w:r>
-              <w:t xml:space="preserve">✅</w:t>
-            </w:r>
+            </w:pPr>
           </w:p>
         </w:tc>
         <w:tc>
@@ -7711,7 +7348,7 @@
               <w:t xml:space="preserve"> </w:t>
             </w:r>
             <w:r>
-              <w:t xml:space="preserve">⇒ 缺的不是想法，是</w:t>
+              <w:t xml:space="preserve">缺的不是想法，是</w:t>
             </w:r>
             <w:r>
               <w:rPr>

--- a/support/08_回源对照表.docx
+++ b/support/08_回源对照表.docx
@@ -7463,7 +7463,7 @@
               <w:rPr>
                 <w:rStyle w:val="VerbatimChar"/>
               </w:rPr>
-              <w:t xml:space="preserve">✅</w:t>
+              <w:t xml:space="preserve">【已核】</w:t>
             </w:r>
             <w:r>
               <w:t xml:space="preserve"> </w:t>
@@ -7510,7 +7510,7 @@
               <w:rPr>
                 <w:rStyle w:val="VerbatimChar"/>
               </w:rPr>
-              <w:t xml:space="preserve">✅</w:t>
+              <w:t xml:space="preserve">【已核】</w:t>
             </w:r>
             <w:r>
               <w:t xml:space="preserve"> </w:t>
@@ -7564,7 +7564,7 @@
               <w:rPr>
                 <w:rStyle w:val="VerbatimChar"/>
               </w:rPr>
-              <w:t xml:space="preserve">◐</w:t>
+              <w:t xml:space="preserve">【方向】</w:t>
             </w:r>
             <w:r>
               <w:t xml:space="preserve"> </w:t>
